--- a/docs/documentation/07_Go_Live_Checklist.docx
+++ b/docs/documentation/07_Go_Live_Checklist.docx
@@ -42,7 +42,7 @@
           <w:color w:val="C0392B"/>
           <w:sz w:val="52"/>
         </w:rPr>
-        <w:t>قائمة التحقق للإطلاق الرسمي</w:t>
+        <w:t>خطة التشغيل الفعلي والإطلاق</w:t>
       </w:r>
     </w:p>
     <w:p>
@@ -54,7 +54,7 @@
           <w:i/>
           <w:sz w:val="28"/>
         </w:rPr>
-        <w:t>Go Live Checklist</w:t>
+        <w:t>Go Live Operational Plan</w:t>
       </w:r>
     </w:p>
     <w:p/>
@@ -71,7 +71,7 @@
         <w:rPr>
           <w:sz w:val="24"/>
         </w:rPr>
-        <w:t>الإصدار 1.0  |  يونيو 2026</w:t>
+        <w:t>الإصدار 2.0  |  يونيو 2026  |  دليل تشغيلي مؤسسي</w:t>
       </w:r>
     </w:p>
     <w:p>
@@ -114,7 +114,7 @@
         <w:rPr>
           <w:sz w:val="24"/>
         </w:rPr>
-        <w:t>1. مرحلة 1</w:t>
+        <w:t>1. المرحلة 1: الهيكل الأكاديمي</w:t>
       </w:r>
     </w:p>
     <w:p>
@@ -126,7 +126,7 @@
         <w:rPr>
           <w:sz w:val="24"/>
         </w:rPr>
-        <w:t>2. مرحلة 2</w:t>
+        <w:t>2. المرحلة 2: المقررات والخطط</w:t>
       </w:r>
     </w:p>
     <w:p>
@@ -138,7 +138,7 @@
         <w:rPr>
           <w:sz w:val="24"/>
         </w:rPr>
-        <w:t>3. مرحلة 3</w:t>
+        <w:t>3. المرحلة 3: أعضاء هيئة التدريس</w:t>
       </w:r>
     </w:p>
     <w:p>
@@ -150,7 +150,7 @@
         <w:rPr>
           <w:sz w:val="24"/>
         </w:rPr>
-        <w:t>4. مرحلة 4</w:t>
+        <w:t>4. المرحلة 4: الحسابات</w:t>
       </w:r>
     </w:p>
     <w:p>
@@ -162,7 +162,7 @@
         <w:rPr>
           <w:sz w:val="24"/>
         </w:rPr>
-        <w:t>5. مرحلة 5</w:t>
+        <w:t>5. المرحلة 5: الطلاب</w:t>
       </w:r>
     </w:p>
     <w:p>
@@ -174,7 +174,7 @@
         <w:rPr>
           <w:sz w:val="24"/>
         </w:rPr>
-        <w:t>6. مرحلة 6</w:t>
+        <w:t>6. المرحلة 6: الاختبارات</w:t>
       </w:r>
     </w:p>
     <w:p>
@@ -186,7 +186,7 @@
         <w:rPr>
           <w:sz w:val="24"/>
         </w:rPr>
-        <w:t>7. مرحلة 7</w:t>
+        <w:t>7. المرحلة 7: الإطلاق التجريبي</w:t>
       </w:r>
     </w:p>
     <w:p>
@@ -198,7 +198,7 @@
         <w:rPr>
           <w:sz w:val="24"/>
         </w:rPr>
-        <w:t>8. مرحلة 8</w:t>
+        <w:t>8. المرحلة 8: الإطلاق الرسمي</w:t>
       </w:r>
     </w:p>
     <w:p>
@@ -210,7 +210,7 @@
         <w:rPr>
           <w:sz w:val="24"/>
         </w:rPr>
-        <w:t>9. مرحلة 9</w:t>
+        <w:t>9. نموذج الاعتماد</w:t>
       </w:r>
     </w:p>
     <w:p>
@@ -229,12 +229,11 @@
           <w:color w:val="1F3A5F"/>
           <w:sz w:val="40"/>
         </w:rPr>
-        <w:t>المرحلة 1: الهيكل الأكاديمي</w:t>
+        <w:t>مقدمة</w:t>
       </w:r>
     </w:p>
     <w:p>
       <w:pPr>
-        <w:pStyle w:val="ListBullet"/>
         <w:bidi/>
         <w:jc w:val="right"/>
       </w:pPr>
@@ -242,12 +241,11 @@
         <w:rPr>
           <w:sz w:val="24"/>
         </w:rPr>
-        <w:t>☐ إنشاء السنة الأكاديمية النشطة.</w:t>
+        <w:t>هذه الخطة تنظم الانتقال من البيئة التطويرية إلى التشغيل الفعلي عبر 8 مراحل.</w:t>
       </w:r>
     </w:p>
     <w:p>
       <w:pPr>
-        <w:pStyle w:val="ListBullet"/>
         <w:bidi/>
         <w:jc w:val="right"/>
       </w:pPr>
@@ -255,33 +253,7 @@
         <w:rPr>
           <w:sz w:val="24"/>
         </w:rPr>
-        <w:t>☐ استيراد جميع الأقسام.</w:t>
-      </w:r>
-    </w:p>
-    <w:p>
-      <w:pPr>
-        <w:pStyle w:val="ListBullet"/>
-        <w:bidi/>
-        <w:jc w:val="right"/>
-      </w:pPr>
-      <w:r>
-        <w:rPr>
-          <w:sz w:val="24"/>
-        </w:rPr>
-        <w:t>☐ استيراد جميع البرامج.</w:t>
-      </w:r>
-    </w:p>
-    <w:p>
-      <w:pPr>
-        <w:pStyle w:val="ListBullet"/>
-        <w:bidi/>
-        <w:jc w:val="right"/>
-      </w:pPr>
-      <w:r>
-        <w:rPr>
-          <w:sz w:val="24"/>
-        </w:rPr>
-        <w:t>☐ إنشاء المستويات L1-L4 (للبكالوريوس).</w:t>
+        <w:t>كل مرحلة تحدد: المسؤول، المدخلات، المخرجات، معايير النجاح، والمهام.</w:t>
       </w:r>
     </w:p>
     <w:p>
@@ -295,12 +267,25 @@
           <w:color w:val="1F3A5F"/>
           <w:sz w:val="40"/>
         </w:rPr>
-        <w:t>المرحلة 2: المقررات والخطط</w:t>
+        <w:t>1. المرحلة 1: الهيكل الأكاديمي</w:t>
       </w:r>
     </w:p>
     <w:p>
       <w:pPr>
-        <w:pStyle w:val="ListBullet"/>
+        <w:bidi/>
+        <w:jc w:val="right"/>
+      </w:pPr>
+      <w:r>
+        <w:rPr>
+          <w:b/>
+          <w:color w:val="C0392B"/>
+          <w:sz w:val="30"/>
+        </w:rPr>
+        <w:t>المسؤول</w:t>
+      </w:r>
+    </w:p>
+    <w:p>
+      <w:pPr>
         <w:bidi/>
         <w:jc w:val="right"/>
       </w:pPr>
@@ -308,12 +293,25 @@
         <w:rPr>
           <w:sz w:val="24"/>
         </w:rPr>
-        <w:t>☐ استيراد جميع المقررات.</w:t>
+        <w:t>مدير القبول والتسجيل + مدير النظام</w:t>
       </w:r>
     </w:p>
     <w:p>
       <w:pPr>
-        <w:pStyle w:val="ListBullet"/>
+        <w:bidi/>
+        <w:jc w:val="right"/>
+      </w:pPr>
+      <w:r>
+        <w:rPr>
+          <w:b/>
+          <w:color w:val="C0392B"/>
+          <w:sz w:val="30"/>
+        </w:rPr>
+        <w:t>المدخلات</w:t>
+      </w:r>
+    </w:p>
+    <w:p>
+      <w:pPr>
         <w:bidi/>
         <w:jc w:val="right"/>
       </w:pPr>
@@ -321,12 +319,25 @@
         <w:rPr>
           <w:sz w:val="24"/>
         </w:rPr>
-        <w:t>☐ التحقق من حساب credit_hours تلقائياً.</w:t>
+        <w:t>قرار العمادة بأسماء الأقسام والبرامج.</w:t>
       </w:r>
     </w:p>
     <w:p>
       <w:pPr>
-        <w:pStyle w:val="ListBullet"/>
+        <w:bidi/>
+        <w:jc w:val="right"/>
+      </w:pPr>
+      <w:r>
+        <w:rPr>
+          <w:b/>
+          <w:color w:val="C0392B"/>
+          <w:sz w:val="30"/>
+        </w:rPr>
+        <w:t>المخرجات</w:t>
+      </w:r>
+    </w:p>
+    <w:p>
+      <w:pPr>
         <w:bidi/>
         <w:jc w:val="right"/>
       </w:pPr>
@@ -334,7 +345,352 @@
         <w:rPr>
           <w:sz w:val="24"/>
         </w:rPr>
-        <w:t>☐ استيراد الخطط الدراسية لكل برنامج.</w:t>
+        <w:t>أقسام وبرامج ومستويات منشأة في النظام.</w:t>
+      </w:r>
+    </w:p>
+    <w:p>
+      <w:pPr>
+        <w:bidi/>
+        <w:jc w:val="right"/>
+      </w:pPr>
+      <w:r>
+        <w:rPr>
+          <w:b/>
+          <w:color w:val="C0392B"/>
+          <w:sz w:val="30"/>
+        </w:rPr>
+        <w:t>معايير النجاح</w:t>
+      </w:r>
+    </w:p>
+    <w:p>
+      <w:pPr>
+        <w:pStyle w:val="ListBullet"/>
+        <w:bidi/>
+        <w:jc w:val="right"/>
+      </w:pPr>
+      <w:r>
+        <w:rPr>
+          <w:sz w:val="24"/>
+        </w:rPr>
+        <w:t>✓ كل قسم له برنامج واحد على الأقل.</w:t>
+      </w:r>
+    </w:p>
+    <w:p>
+      <w:pPr>
+        <w:pStyle w:val="ListBullet"/>
+        <w:bidi/>
+        <w:jc w:val="right"/>
+      </w:pPr>
+      <w:r>
+        <w:rPr>
+          <w:sz w:val="24"/>
+        </w:rPr>
+        <w:t>✓ كل برنامج له المستويات الكاملة.</w:t>
+      </w:r>
+    </w:p>
+    <w:p>
+      <w:pPr>
+        <w:pStyle w:val="ListBullet"/>
+        <w:bidi/>
+        <w:jc w:val="right"/>
+      </w:pPr>
+      <w:r>
+        <w:rPr>
+          <w:sz w:val="24"/>
+        </w:rPr>
+        <w:t>✓ السنة الأكاديمية النشطة معرّفة بفصلين.</w:t>
+      </w:r>
+    </w:p>
+    <w:p>
+      <w:pPr>
+        <w:bidi/>
+        <w:jc w:val="right"/>
+      </w:pPr>
+      <w:r>
+        <w:rPr>
+          <w:b/>
+          <w:color w:val="C0392B"/>
+          <w:sz w:val="30"/>
+        </w:rPr>
+        <w:t>المهام</w:t>
+      </w:r>
+    </w:p>
+    <w:p>
+      <w:pPr>
+        <w:pStyle w:val="ListBullet"/>
+        <w:bidi/>
+        <w:jc w:val="right"/>
+      </w:pPr>
+      <w:r>
+        <w:rPr>
+          <w:sz w:val="24"/>
+        </w:rPr>
+        <w:t>☐ إنشاء السنة (/admin/academic-core).</w:t>
+      </w:r>
+    </w:p>
+    <w:p>
+      <w:pPr>
+        <w:pStyle w:val="ListBullet"/>
+        <w:bidi/>
+        <w:jc w:val="right"/>
+      </w:pPr>
+      <w:r>
+        <w:rPr>
+          <w:sz w:val="24"/>
+        </w:rPr>
+        <w:t>☐ استيراد departments.</w:t>
+      </w:r>
+    </w:p>
+    <w:p>
+      <w:pPr>
+        <w:pStyle w:val="ListBullet"/>
+        <w:bidi/>
+        <w:jc w:val="right"/>
+      </w:pPr>
+      <w:r>
+        <w:rPr>
+          <w:sz w:val="24"/>
+        </w:rPr>
+        <w:t>☐ استيراد programs.</w:t>
+      </w:r>
+    </w:p>
+    <w:p>
+      <w:pPr>
+        <w:pStyle w:val="ListBullet"/>
+        <w:bidi/>
+        <w:jc w:val="right"/>
+      </w:pPr>
+      <w:r>
+        <w:rPr>
+          <w:sz w:val="24"/>
+        </w:rPr>
+        <w:t>☐ إنشاء المستويات L1-L4.</w:t>
+      </w:r>
+    </w:p>
+    <w:p>
+      <w:pPr>
+        <w:bidi/>
+        <w:jc w:val="right"/>
+      </w:pPr>
+      <w:r>
+        <w:rPr>
+          <w:i/>
+          <w:color w:val="666666"/>
+          <w:sz w:val="20"/>
+        </w:rPr>
+        <w:t>[لقطة شاشة مطلوبة: إثبات إنجاز المرحلة 1: الهيكل الأكاديمي]</w:t>
+      </w:r>
+    </w:p>
+    <w:p>
+      <w:pPr>
+        <w:bidi/>
+        <w:jc w:val="right"/>
+      </w:pPr>
+      <w:r>
+        <w:rPr>
+          <w:i/>
+          <w:color w:val="888888"/>
+          <w:sz w:val="18"/>
+        </w:rPr>
+        <w:t xml:space="preserve">    ↳ لقطة من الصفحة الإدارية ذات الصلة</w:t>
+      </w:r>
+    </w:p>
+    <w:p>
+      <w:pPr>
+        <w:bidi/>
+        <w:jc w:val="right"/>
+      </w:pPr>
+      <w:r>
+        <w:rPr>
+          <w:b/>
+          <w:color w:val="1F3A5F"/>
+          <w:sz w:val="40"/>
+        </w:rPr>
+        <w:t>2. المرحلة 2: المقررات والخطط</w:t>
+      </w:r>
+    </w:p>
+    <w:p>
+      <w:pPr>
+        <w:bidi/>
+        <w:jc w:val="right"/>
+      </w:pPr>
+      <w:r>
+        <w:rPr>
+          <w:b/>
+          <w:color w:val="C0392B"/>
+          <w:sz w:val="30"/>
+        </w:rPr>
+        <w:t>المسؤول</w:t>
+      </w:r>
+    </w:p>
+    <w:p>
+      <w:pPr>
+        <w:bidi/>
+        <w:jc w:val="right"/>
+      </w:pPr>
+      <w:r>
+        <w:rPr>
+          <w:sz w:val="24"/>
+        </w:rPr>
+        <w:t>مدير القبول والتسجيل + رؤساء الأقسام</w:t>
+      </w:r>
+    </w:p>
+    <w:p>
+      <w:pPr>
+        <w:bidi/>
+        <w:jc w:val="right"/>
+      </w:pPr>
+      <w:r>
+        <w:rPr>
+          <w:b/>
+          <w:color w:val="C0392B"/>
+          <w:sz w:val="30"/>
+        </w:rPr>
+        <w:t>المدخلات</w:t>
+      </w:r>
+    </w:p>
+    <w:p>
+      <w:pPr>
+        <w:bidi/>
+        <w:jc w:val="right"/>
+      </w:pPr>
+      <w:r>
+        <w:rPr>
+          <w:sz w:val="24"/>
+        </w:rPr>
+        <w:t>قوائم المقررات المعتمدة من الأقسام.</w:t>
+      </w:r>
+    </w:p>
+    <w:p>
+      <w:pPr>
+        <w:bidi/>
+        <w:jc w:val="right"/>
+      </w:pPr>
+      <w:r>
+        <w:rPr>
+          <w:b/>
+          <w:color w:val="C0392B"/>
+          <w:sz w:val="30"/>
+        </w:rPr>
+        <w:t>المخرجات</w:t>
+      </w:r>
+    </w:p>
+    <w:p>
+      <w:pPr>
+        <w:bidi/>
+        <w:jc w:val="right"/>
+      </w:pPr>
+      <w:r>
+        <w:rPr>
+          <w:sz w:val="24"/>
+        </w:rPr>
+        <w:t>خطط دراسية مكتملة لكل برنامج.</w:t>
+      </w:r>
+    </w:p>
+    <w:p>
+      <w:pPr>
+        <w:bidi/>
+        <w:jc w:val="right"/>
+      </w:pPr>
+      <w:r>
+        <w:rPr>
+          <w:b/>
+          <w:color w:val="C0392B"/>
+          <w:sz w:val="30"/>
+        </w:rPr>
+        <w:t>معايير النجاح</w:t>
+      </w:r>
+    </w:p>
+    <w:p>
+      <w:pPr>
+        <w:pStyle w:val="ListBullet"/>
+        <w:bidi/>
+        <w:jc w:val="right"/>
+      </w:pPr>
+      <w:r>
+        <w:rPr>
+          <w:sz w:val="24"/>
+        </w:rPr>
+        <w:t>✓ كل برنامج له خطة.</w:t>
+      </w:r>
+    </w:p>
+    <w:p>
+      <w:pPr>
+        <w:pStyle w:val="ListBullet"/>
+        <w:bidi/>
+        <w:jc w:val="right"/>
+      </w:pPr>
+      <w:r>
+        <w:rPr>
+          <w:sz w:val="24"/>
+        </w:rPr>
+        <w:t>✓ المتطلبات السابقة محددة.</w:t>
+      </w:r>
+    </w:p>
+    <w:p>
+      <w:pPr>
+        <w:pStyle w:val="ListBullet"/>
+        <w:bidi/>
+        <w:jc w:val="right"/>
+      </w:pPr>
+      <w:r>
+        <w:rPr>
+          <w:sz w:val="24"/>
+        </w:rPr>
+        <w:t>✓ credit_hours صحيحة لكل مقرر.</w:t>
+      </w:r>
+    </w:p>
+    <w:p>
+      <w:pPr>
+        <w:bidi/>
+        <w:jc w:val="right"/>
+      </w:pPr>
+      <w:r>
+        <w:rPr>
+          <w:b/>
+          <w:color w:val="C0392B"/>
+          <w:sz w:val="30"/>
+        </w:rPr>
+        <w:t>المهام</w:t>
+      </w:r>
+    </w:p>
+    <w:p>
+      <w:pPr>
+        <w:pStyle w:val="ListBullet"/>
+        <w:bidi/>
+        <w:jc w:val="right"/>
+      </w:pPr>
+      <w:r>
+        <w:rPr>
+          <w:sz w:val="24"/>
+        </w:rPr>
+        <w:t>☐ استيراد courses.</w:t>
+      </w:r>
+    </w:p>
+    <w:p>
+      <w:pPr>
+        <w:pStyle w:val="ListBullet"/>
+        <w:bidi/>
+        <w:jc w:val="right"/>
+      </w:pPr>
+      <w:r>
+        <w:rPr>
+          <w:sz w:val="24"/>
+        </w:rPr>
+        <w:t>☐ التحقق من حساب credit_hours.</w:t>
+      </w:r>
+    </w:p>
+    <w:p>
+      <w:pPr>
+        <w:pStyle w:val="ListBullet"/>
+        <w:bidi/>
+        <w:jc w:val="right"/>
+      </w:pPr>
+      <w:r>
+        <w:rPr>
+          <w:sz w:val="24"/>
+        </w:rPr>
+        <w:t>☐ استيراد study_plans.</w:t>
       </w:r>
     </w:p>
     <w:p>
@@ -357,63 +713,25 @@
       </w:pPr>
       <w:r>
         <w:rPr>
-          <w:b/>
-          <w:color w:val="1F3A5F"/>
-          <w:sz w:val="40"/>
+          <w:i/>
+          <w:color w:val="666666"/>
+          <w:sz w:val="20"/>
         </w:rPr>
-        <w:t>المرحلة 3: أعضاء هيئة التدريس</w:t>
+        <w:t>[لقطة شاشة مطلوبة: إثبات إنجاز المرحلة 2: المقررات والخطط]</w:t>
       </w:r>
     </w:p>
     <w:p>
       <w:pPr>
-        <w:pStyle w:val="ListBullet"/>
         <w:bidi/>
         <w:jc w:val="right"/>
       </w:pPr>
       <w:r>
         <w:rPr>
-          <w:sz w:val="24"/>
+          <w:i/>
+          <w:color w:val="888888"/>
+          <w:sz w:val="18"/>
         </w:rPr>
-        <w:t>☐ استيراد بيانات أعضاء هيئة التدريس.</w:t>
-      </w:r>
-    </w:p>
-    <w:p>
-      <w:pPr>
-        <w:pStyle w:val="ListBullet"/>
-        <w:bidi/>
-        <w:jc w:val="right"/>
-      </w:pPr>
-      <w:r>
-        <w:rPr>
-          <w:sz w:val="24"/>
-        </w:rPr>
-        <w:t>☐ إنشاء حسابات أعضاء هيئة التدريس.</w:t>
-      </w:r>
-    </w:p>
-    <w:p>
-      <w:pPr>
-        <w:pStyle w:val="ListBullet"/>
-        <w:bidi/>
-        <w:jc w:val="right"/>
-      </w:pPr>
-      <w:r>
-        <w:rPr>
-          <w:sz w:val="24"/>
-        </w:rPr>
-        <w:t>☐ إسناد رؤساء الأقسام.</w:t>
-      </w:r>
-    </w:p>
-    <w:p>
-      <w:pPr>
-        <w:pStyle w:val="ListBullet"/>
-        <w:bidi/>
-        <w:jc w:val="right"/>
-      </w:pPr>
-      <w:r>
-        <w:rPr>
-          <w:sz w:val="24"/>
-        </w:rPr>
-        <w:t>☐ اختبار دخول 3 حسابات تجريبية.</w:t>
+        <w:t xml:space="preserve">    ↳ لقطة من الصفحة الإدارية ذات الصلة</w:t>
       </w:r>
     </w:p>
     <w:p>
@@ -427,12 +745,25 @@
           <w:color w:val="1F3A5F"/>
           <w:sz w:val="40"/>
         </w:rPr>
-        <w:t>المرحلة 4: الطلاب</w:t>
+        <w:t>3. المرحلة 3: أعضاء هيئة التدريس</w:t>
       </w:r>
     </w:p>
     <w:p>
       <w:pPr>
-        <w:pStyle w:val="ListBullet"/>
+        <w:bidi/>
+        <w:jc w:val="right"/>
+      </w:pPr>
+      <w:r>
+        <w:rPr>
+          <w:b/>
+          <w:color w:val="C0392B"/>
+          <w:sz w:val="30"/>
+        </w:rPr>
+        <w:t>المسؤول</w:t>
+      </w:r>
+    </w:p>
+    <w:p>
+      <w:pPr>
         <w:bidi/>
         <w:jc w:val="right"/>
       </w:pPr>
@@ -440,12 +771,25 @@
         <w:rPr>
           <w:sz w:val="24"/>
         </w:rPr>
-        <w:t>☐ استيراد بيانات الطلاب.</w:t>
+        <w:t>رؤساء الأقسام + إدارة الموارد البشرية</w:t>
       </w:r>
     </w:p>
     <w:p>
       <w:pPr>
-        <w:pStyle w:val="ListBullet"/>
+        <w:bidi/>
+        <w:jc w:val="right"/>
+      </w:pPr>
+      <w:r>
+        <w:rPr>
+          <w:b/>
+          <w:color w:val="C0392B"/>
+          <w:sz w:val="30"/>
+        </w:rPr>
+        <w:t>المدخلات</w:t>
+      </w:r>
+    </w:p>
+    <w:p>
+      <w:pPr>
         <w:bidi/>
         <w:jc w:val="right"/>
       </w:pPr>
@@ -453,12 +797,25 @@
         <w:rPr>
           <w:sz w:val="24"/>
         </w:rPr>
-        <w:t>☐ إنشاء حسابات الطلاب.</w:t>
+        <w:t>قوائم أعضاء هيئة التدريس بأرقامهم الوظيفية وأقسامهم.</w:t>
       </w:r>
     </w:p>
     <w:p>
       <w:pPr>
-        <w:pStyle w:val="ListBullet"/>
+        <w:bidi/>
+        <w:jc w:val="right"/>
+      </w:pPr>
+      <w:r>
+        <w:rPr>
+          <w:b/>
+          <w:color w:val="C0392B"/>
+          <w:sz w:val="30"/>
+        </w:rPr>
+        <w:t>المخرجات</w:t>
+      </w:r>
+    </w:p>
+    <w:p>
+      <w:pPr>
         <w:bidi/>
         <w:jc w:val="right"/>
       </w:pPr>
@@ -466,7 +823,21 @@
         <w:rPr>
           <w:sz w:val="24"/>
         </w:rPr>
-        <w:t>☐ تسجيل الطلاب في الشعب.</w:t>
+        <w:t>أعضاء هيئة تدريس مستوردون مع حسابات نشطة.</w:t>
+      </w:r>
+    </w:p>
+    <w:p>
+      <w:pPr>
+        <w:bidi/>
+        <w:jc w:val="right"/>
+      </w:pPr>
+      <w:r>
+        <w:rPr>
+          <w:b/>
+          <w:color w:val="C0392B"/>
+          <w:sz w:val="30"/>
+        </w:rPr>
+        <w:t>معايير النجاح</w:t>
       </w:r>
     </w:p>
     <w:p>
@@ -479,7 +850,114 @@
         <w:rPr>
           <w:sz w:val="24"/>
         </w:rPr>
-        <w:t>☐ اختبار دخول 5 طلاب تجريبيين.</w:t>
+        <w:t>✓ كل عضو هيئة تدريس مسجل في قسم.</w:t>
+      </w:r>
+    </w:p>
+    <w:p>
+      <w:pPr>
+        <w:pStyle w:val="ListBullet"/>
+        <w:bidi/>
+        <w:jc w:val="right"/>
+      </w:pPr>
+      <w:r>
+        <w:rPr>
+          <w:sz w:val="24"/>
+        </w:rPr>
+        <w:t>✓ كل حساب له بريد رسمي.</w:t>
+      </w:r>
+    </w:p>
+    <w:p>
+      <w:pPr>
+        <w:pStyle w:val="ListBullet"/>
+        <w:bidi/>
+        <w:jc w:val="right"/>
+      </w:pPr>
+      <w:r>
+        <w:rPr>
+          <w:sz w:val="24"/>
+        </w:rPr>
+        <w:t>✓ اختبار دخول 3 حسابات تجريبية.</w:t>
+      </w:r>
+    </w:p>
+    <w:p>
+      <w:pPr>
+        <w:bidi/>
+        <w:jc w:val="right"/>
+      </w:pPr>
+      <w:r>
+        <w:rPr>
+          <w:b/>
+          <w:color w:val="C0392B"/>
+          <w:sz w:val="30"/>
+        </w:rPr>
+        <w:t>المهام</w:t>
+      </w:r>
+    </w:p>
+    <w:p>
+      <w:pPr>
+        <w:pStyle w:val="ListBullet"/>
+        <w:bidi/>
+        <w:jc w:val="right"/>
+      </w:pPr>
+      <w:r>
+        <w:rPr>
+          <w:sz w:val="24"/>
+        </w:rPr>
+        <w:t>☐ استيراد faculty.</w:t>
+      </w:r>
+    </w:p>
+    <w:p>
+      <w:pPr>
+        <w:pStyle w:val="ListBullet"/>
+        <w:bidi/>
+        <w:jc w:val="right"/>
+      </w:pPr>
+      <w:r>
+        <w:rPr>
+          <w:sz w:val="24"/>
+        </w:rPr>
+        <w:t>☐ استيراد faculty_accounts.</w:t>
+      </w:r>
+    </w:p>
+    <w:p>
+      <w:pPr>
+        <w:pStyle w:val="ListBullet"/>
+        <w:bidi/>
+        <w:jc w:val="right"/>
+      </w:pPr>
+      <w:r>
+        <w:rPr>
+          <w:sz w:val="24"/>
+        </w:rPr>
+        <w:t>☐ إسناد رؤساء الأقسام عبر /admin/user-roles.</w:t>
+      </w:r>
+    </w:p>
+    <w:p>
+      <w:pPr>
+        <w:bidi/>
+        <w:jc w:val="right"/>
+      </w:pPr>
+      <w:r>
+        <w:rPr>
+          <w:i/>
+          <w:color w:val="666666"/>
+          <w:sz w:val="20"/>
+        </w:rPr>
+        <w:t>[لقطة شاشة مطلوبة: إثبات إنجاز المرحلة 3: أعضاء هيئة التدريس]</w:t>
+      </w:r>
+    </w:p>
+    <w:p>
+      <w:pPr>
+        <w:bidi/>
+        <w:jc w:val="right"/>
+      </w:pPr>
+      <w:r>
+        <w:rPr>
+          <w:i/>
+          <w:color w:val="888888"/>
+          <w:sz w:val="18"/>
+        </w:rPr>
+        <w:t xml:space="preserve">    ↳ لقطة من الصفحة الإدارية ذات الصلة</w:t>
       </w:r>
     </w:p>
     <w:p>
@@ -493,12 +971,25 @@
           <w:color w:val="1F3A5F"/>
           <w:sz w:val="40"/>
         </w:rPr>
-        <w:t>المرحلة 5: الحسابات</w:t>
+        <w:t>4. المرحلة 4: الحسابات</w:t>
       </w:r>
     </w:p>
     <w:p>
       <w:pPr>
-        <w:pStyle w:val="ListBullet"/>
+        <w:bidi/>
+        <w:jc w:val="right"/>
+      </w:pPr>
+      <w:r>
+        <w:rPr>
+          <w:b/>
+          <w:color w:val="C0392B"/>
+          <w:sz w:val="30"/>
+        </w:rPr>
+        <w:t>المسؤول</w:t>
+      </w:r>
+    </w:p>
+    <w:p>
+      <w:pPr>
         <w:bidi/>
         <w:jc w:val="right"/>
       </w:pPr>
@@ -506,12 +997,25 @@
         <w:rPr>
           <w:sz w:val="24"/>
         </w:rPr>
-        <w:t>☐ تفعيل خاصية إجبار تغيير كلمة المرور.</w:t>
+        <w:t>مدير النظام + الإدارات الإدارية</w:t>
       </w:r>
     </w:p>
     <w:p>
       <w:pPr>
-        <w:pStyle w:val="ListBullet"/>
+        <w:bidi/>
+        <w:jc w:val="right"/>
+      </w:pPr>
+      <w:r>
+        <w:rPr>
+          <w:b/>
+          <w:color w:val="C0392B"/>
+          <w:sz w:val="30"/>
+        </w:rPr>
+        <w:t>المدخلات</w:t>
+      </w:r>
+    </w:p>
+    <w:p>
+      <w:pPr>
         <w:bidi/>
         <w:jc w:val="right"/>
       </w:pPr>
@@ -519,12 +1023,25 @@
         <w:rPr>
           <w:sz w:val="24"/>
         </w:rPr>
-        <w:t>☐ إرسال البريد الرسمي للطلاب وأعضاء هيئة التدريس.</w:t>
+        <w:t>قوائم الإداريين بأدوارهم الوظيفية.</w:t>
       </w:r>
     </w:p>
     <w:p>
       <w:pPr>
-        <w:pStyle w:val="ListBullet"/>
+        <w:bidi/>
+        <w:jc w:val="right"/>
+      </w:pPr>
+      <w:r>
+        <w:rPr>
+          <w:b/>
+          <w:color w:val="C0392B"/>
+          <w:sz w:val="30"/>
+        </w:rPr>
+        <w:t>المخرجات</w:t>
+      </w:r>
+    </w:p>
+    <w:p>
+      <w:pPr>
         <w:bidi/>
         <w:jc w:val="right"/>
       </w:pPr>
@@ -532,7 +1049,141 @@
         <w:rPr>
           <w:sz w:val="24"/>
         </w:rPr>
-        <w:t>☐ تثبيت تطبيق PWA على عينة من الطلاب.</w:t>
+        <w:t>حسابات إدارية بأدوار صحيحة.</w:t>
+      </w:r>
+    </w:p>
+    <w:p>
+      <w:pPr>
+        <w:bidi/>
+        <w:jc w:val="right"/>
+      </w:pPr>
+      <w:r>
+        <w:rPr>
+          <w:b/>
+          <w:color w:val="C0392B"/>
+          <w:sz w:val="30"/>
+        </w:rPr>
+        <w:t>معايير النجاح</w:t>
+      </w:r>
+    </w:p>
+    <w:p>
+      <w:pPr>
+        <w:pStyle w:val="ListBullet"/>
+        <w:bidi/>
+        <w:jc w:val="right"/>
+      </w:pPr>
+      <w:r>
+        <w:rPr>
+          <w:sz w:val="24"/>
+        </w:rPr>
+        <w:t>✓ كل إداري له حساب.</w:t>
+      </w:r>
+    </w:p>
+    <w:p>
+      <w:pPr>
+        <w:pStyle w:val="ListBullet"/>
+        <w:bidi/>
+        <w:jc w:val="right"/>
+      </w:pPr>
+      <w:r>
+        <w:rPr>
+          <w:sz w:val="24"/>
+        </w:rPr>
+        <w:t>✓ الأدوار التنظيمية مسندة.</w:t>
+      </w:r>
+    </w:p>
+    <w:p>
+      <w:pPr>
+        <w:pStyle w:val="ListBullet"/>
+        <w:bidi/>
+        <w:jc w:val="right"/>
+      </w:pPr>
+      <w:r>
+        <w:rPr>
+          <w:sz w:val="24"/>
+        </w:rPr>
+        <w:t>✓ الأدوار التشغيلية مزامنة تلقائياً.</w:t>
+      </w:r>
+    </w:p>
+    <w:p>
+      <w:pPr>
+        <w:bidi/>
+        <w:jc w:val="right"/>
+      </w:pPr>
+      <w:r>
+        <w:rPr>
+          <w:b/>
+          <w:color w:val="C0392B"/>
+          <w:sz w:val="30"/>
+        </w:rPr>
+        <w:t>المهام</w:t>
+      </w:r>
+    </w:p>
+    <w:p>
+      <w:pPr>
+        <w:pStyle w:val="ListBullet"/>
+        <w:bidi/>
+        <w:jc w:val="right"/>
+      </w:pPr>
+      <w:r>
+        <w:rPr>
+          <w:sz w:val="24"/>
+        </w:rPr>
+        <w:t>☐ إنشاء حسابات من /admin/users.</w:t>
+      </w:r>
+    </w:p>
+    <w:p>
+      <w:pPr>
+        <w:pStyle w:val="ListBullet"/>
+        <w:bidi/>
+        <w:jc w:val="right"/>
+      </w:pPr>
+      <w:r>
+        <w:rPr>
+          <w:sz w:val="24"/>
+        </w:rPr>
+        <w:t>☐ استيراد staff.</w:t>
+      </w:r>
+    </w:p>
+    <w:p>
+      <w:pPr>
+        <w:pStyle w:val="ListBullet"/>
+        <w:bidi/>
+        <w:jc w:val="right"/>
+      </w:pPr>
+      <w:r>
+        <w:rPr>
+          <w:sz w:val="24"/>
+        </w:rPr>
+        <w:t>☐ إسناد الأدوار من /admin/user-roles.</w:t>
+      </w:r>
+    </w:p>
+    <w:p>
+      <w:pPr>
+        <w:bidi/>
+        <w:jc w:val="right"/>
+      </w:pPr>
+      <w:r>
+        <w:rPr>
+          <w:i/>
+          <w:color w:val="666666"/>
+          <w:sz w:val="20"/>
+        </w:rPr>
+        <w:t>[لقطة شاشة مطلوبة: إثبات إنجاز المرحلة 4: الحسابات]</w:t>
+      </w:r>
+    </w:p>
+    <w:p>
+      <w:pPr>
+        <w:bidi/>
+        <w:jc w:val="right"/>
+      </w:pPr>
+      <w:r>
+        <w:rPr>
+          <w:i/>
+          <w:color w:val="888888"/>
+          <w:sz w:val="18"/>
+        </w:rPr>
+        <w:t xml:space="preserve">    ↳ لقطة من الصفحة الإدارية ذات الصلة</w:t>
       </w:r>
     </w:p>
     <w:p>
@@ -546,12 +1197,25 @@
           <w:color w:val="1F3A5F"/>
           <w:sz w:val="40"/>
         </w:rPr>
-        <w:t>المرحلة 6: الصلاحيات</w:t>
+        <w:t>5. المرحلة 5: الطلاب</w:t>
       </w:r>
     </w:p>
     <w:p>
       <w:pPr>
-        <w:pStyle w:val="ListBullet"/>
+        <w:bidi/>
+        <w:jc w:val="right"/>
+      </w:pPr>
+      <w:r>
+        <w:rPr>
+          <w:b/>
+          <w:color w:val="C0392B"/>
+          <w:sz w:val="30"/>
+        </w:rPr>
+        <w:t>المسؤول</w:t>
+      </w:r>
+    </w:p>
+    <w:p>
+      <w:pPr>
         <w:bidi/>
         <w:jc w:val="right"/>
       </w:pPr>
@@ -559,12 +1223,25 @@
         <w:rPr>
           <w:sz w:val="24"/>
         </w:rPr>
-        <w:t>☐ إسناد الأدوار التنظيمية من /admin/user-roles.</w:t>
+        <w:t>مدير القبول والتسجيل</w:t>
       </w:r>
     </w:p>
     <w:p>
       <w:pPr>
-        <w:pStyle w:val="ListBullet"/>
+        <w:bidi/>
+        <w:jc w:val="right"/>
+      </w:pPr>
+      <w:r>
+        <w:rPr>
+          <w:b/>
+          <w:color w:val="C0392B"/>
+          <w:sz w:val="30"/>
+        </w:rPr>
+        <w:t>المدخلات</w:t>
+      </w:r>
+    </w:p>
+    <w:p>
+      <w:pPr>
         <w:bidi/>
         <w:jc w:val="right"/>
       </w:pPr>
@@ -572,12 +1249,25 @@
         <w:rPr>
           <w:sz w:val="24"/>
         </w:rPr>
-        <w:t>☐ التحقق من ربط الأدوار التنظيمية بالأدوار التشغيلية.</w:t>
+        <w:t>قوائم الطلاب المقبولين للسنة الجديدة.</w:t>
       </w:r>
     </w:p>
     <w:p>
       <w:pPr>
-        <w:pStyle w:val="ListBullet"/>
+        <w:bidi/>
+        <w:jc w:val="right"/>
+      </w:pPr>
+      <w:r>
+        <w:rPr>
+          <w:b/>
+          <w:color w:val="C0392B"/>
+          <w:sz w:val="30"/>
+        </w:rPr>
+        <w:t>المخرجات</w:t>
+      </w:r>
+    </w:p>
+    <w:p>
+      <w:pPr>
         <w:bidi/>
         <w:jc w:val="right"/>
       </w:pPr>
@@ -585,7 +1275,141 @@
         <w:rPr>
           <w:sz w:val="24"/>
         </w:rPr>
-        <w:t>☐ اختبار وصول كل دور للصفحات المخصصة.</w:t>
+        <w:t>طلاب وحسابات نشطة ومسجلون في الفصل الأول.</w:t>
+      </w:r>
+    </w:p>
+    <w:p>
+      <w:pPr>
+        <w:bidi/>
+        <w:jc w:val="right"/>
+      </w:pPr>
+      <w:r>
+        <w:rPr>
+          <w:b/>
+          <w:color w:val="C0392B"/>
+          <w:sz w:val="30"/>
+        </w:rPr>
+        <w:t>معايير النجاح</w:t>
+      </w:r>
+    </w:p>
+    <w:p>
+      <w:pPr>
+        <w:pStyle w:val="ListBullet"/>
+        <w:bidi/>
+        <w:jc w:val="right"/>
+      </w:pPr>
+      <w:r>
+        <w:rPr>
+          <w:sz w:val="24"/>
+        </w:rPr>
+        <w:t>✓ كل طالب مسجل بقسم وبرنامج ومستوى.</w:t>
+      </w:r>
+    </w:p>
+    <w:p>
+      <w:pPr>
+        <w:pStyle w:val="ListBullet"/>
+        <w:bidi/>
+        <w:jc w:val="right"/>
+      </w:pPr>
+      <w:r>
+        <w:rPr>
+          <w:sz w:val="24"/>
+        </w:rPr>
+        <w:t>✓ كل طالب له بريد رسمي.</w:t>
+      </w:r>
+    </w:p>
+    <w:p>
+      <w:pPr>
+        <w:pStyle w:val="ListBullet"/>
+        <w:bidi/>
+        <w:jc w:val="right"/>
+      </w:pPr>
+      <w:r>
+        <w:rPr>
+          <w:sz w:val="24"/>
+        </w:rPr>
+        <w:t>✓ كل طالب مسجل في مقررات الخطة.</w:t>
+      </w:r>
+    </w:p>
+    <w:p>
+      <w:pPr>
+        <w:bidi/>
+        <w:jc w:val="right"/>
+      </w:pPr>
+      <w:r>
+        <w:rPr>
+          <w:b/>
+          <w:color w:val="C0392B"/>
+          <w:sz w:val="30"/>
+        </w:rPr>
+        <w:t>المهام</w:t>
+      </w:r>
+    </w:p>
+    <w:p>
+      <w:pPr>
+        <w:pStyle w:val="ListBullet"/>
+        <w:bidi/>
+        <w:jc w:val="right"/>
+      </w:pPr>
+      <w:r>
+        <w:rPr>
+          <w:sz w:val="24"/>
+        </w:rPr>
+        <w:t>☐ استيراد students.</w:t>
+      </w:r>
+    </w:p>
+    <w:p>
+      <w:pPr>
+        <w:pStyle w:val="ListBullet"/>
+        <w:bidi/>
+        <w:jc w:val="right"/>
+      </w:pPr>
+      <w:r>
+        <w:rPr>
+          <w:sz w:val="24"/>
+        </w:rPr>
+        <w:t>☐ استيراد student_accounts.</w:t>
+      </w:r>
+    </w:p>
+    <w:p>
+      <w:pPr>
+        <w:pStyle w:val="ListBullet"/>
+        <w:bidi/>
+        <w:jc w:val="right"/>
+      </w:pPr>
+      <w:r>
+        <w:rPr>
+          <w:sz w:val="24"/>
+        </w:rPr>
+        <w:t>☐ استيراد student_enrollments.</w:t>
+      </w:r>
+    </w:p>
+    <w:p>
+      <w:pPr>
+        <w:bidi/>
+        <w:jc w:val="right"/>
+      </w:pPr>
+      <w:r>
+        <w:rPr>
+          <w:i/>
+          <w:color w:val="666666"/>
+          <w:sz w:val="20"/>
+        </w:rPr>
+        <w:t>[لقطة شاشة مطلوبة: إثبات إنجاز المرحلة 5: الطلاب]</w:t>
+      </w:r>
+    </w:p>
+    <w:p>
+      <w:pPr>
+        <w:bidi/>
+        <w:jc w:val="right"/>
+      </w:pPr>
+      <w:r>
+        <w:rPr>
+          <w:i/>
+          <w:color w:val="888888"/>
+          <w:sz w:val="18"/>
+        </w:rPr>
+        <w:t xml:space="preserve">    ↳ لقطة من الصفحة الإدارية ذات الصلة</w:t>
       </w:r>
     </w:p>
     <w:p>
@@ -599,12 +1423,25 @@
           <w:color w:val="1F3A5F"/>
           <w:sz w:val="40"/>
         </w:rPr>
-        <w:t>المرحلة 7: الاختبارات</w:t>
+        <w:t>6. المرحلة 6: الاختبارات</w:t>
       </w:r>
     </w:p>
     <w:p>
       <w:pPr>
-        <w:pStyle w:val="ListBullet"/>
+        <w:bidi/>
+        <w:jc w:val="right"/>
+      </w:pPr>
+      <w:r>
+        <w:rPr>
+          <w:b/>
+          <w:color w:val="C0392B"/>
+          <w:sz w:val="30"/>
+        </w:rPr>
+        <w:t>المسؤول</w:t>
+      </w:r>
+    </w:p>
+    <w:p>
+      <w:pPr>
         <w:bidi/>
         <w:jc w:val="right"/>
       </w:pPr>
@@ -612,12 +1449,25 @@
         <w:rPr>
           <w:sz w:val="24"/>
         </w:rPr>
-        <w:t>☐ اختبار تسجيل الدخول لجميع الأدوار.</w:t>
+        <w:t>مدير النظام + ممثل من كل إدارة</w:t>
       </w:r>
     </w:p>
     <w:p>
       <w:pPr>
-        <w:pStyle w:val="ListBullet"/>
+        <w:bidi/>
+        <w:jc w:val="right"/>
+      </w:pPr>
+      <w:r>
+        <w:rPr>
+          <w:b/>
+          <w:color w:val="C0392B"/>
+          <w:sz w:val="30"/>
+        </w:rPr>
+        <w:t>المدخلات</w:t>
+      </w:r>
+    </w:p>
+    <w:p>
+      <w:pPr>
         <w:bidi/>
         <w:jc w:val="right"/>
       </w:pPr>
@@ -625,12 +1475,25 @@
         <w:rPr>
           <w:sz w:val="24"/>
         </w:rPr>
-        <w:t>☐ اختبار إصدار كشف درجات.</w:t>
+        <w:t>بيانات تجريبية كاملة من المراحل السابقة.</w:t>
       </w:r>
     </w:p>
     <w:p>
       <w:pPr>
-        <w:pStyle w:val="ListBullet"/>
+        <w:bidi/>
+        <w:jc w:val="right"/>
+      </w:pPr>
+      <w:r>
+        <w:rPr>
+          <w:b/>
+          <w:color w:val="C0392B"/>
+          <w:sz w:val="30"/>
+        </w:rPr>
+        <w:t>المخرجات</w:t>
+      </w:r>
+    </w:p>
+    <w:p>
+      <w:pPr>
         <w:bidi/>
         <w:jc w:val="right"/>
       </w:pPr>
@@ -638,7 +1501,21 @@
         <w:rPr>
           <w:sz w:val="24"/>
         </w:rPr>
-        <w:t>☐ اختبار استيراد عينة بيانات.</w:t>
+        <w:t>تقرير اختبار شامل بدون ملاحظات حرجة.</w:t>
+      </w:r>
+    </w:p>
+    <w:p>
+      <w:pPr>
+        <w:bidi/>
+        <w:jc w:val="right"/>
+      </w:pPr>
+      <w:r>
+        <w:rPr>
+          <w:b/>
+          <w:color w:val="C0392B"/>
+          <w:sz w:val="30"/>
+        </w:rPr>
+        <w:t>معايير النجاح</w:t>
       </w:r>
     </w:p>
     <w:p>
@@ -651,7 +1528,7 @@
         <w:rPr>
           <w:sz w:val="24"/>
         </w:rPr>
-        <w:t>☐ اختبار التطبيق الجوال على iOS و Android.</w:t>
+        <w:t>✓ تسجيل دخول كل دور.</w:t>
       </w:r>
     </w:p>
     <w:p>
@@ -664,7 +1541,127 @@
         <w:rPr>
           <w:sz w:val="24"/>
         </w:rPr>
-        <w:t>☐ اختبار /verify-document.</w:t>
+        <w:t>✓ إصدار وثيقة كاملة.</w:t>
+      </w:r>
+    </w:p>
+    <w:p>
+      <w:pPr>
+        <w:pStyle w:val="ListBullet"/>
+        <w:bidi/>
+        <w:jc w:val="right"/>
+      </w:pPr>
+      <w:r>
+        <w:rPr>
+          <w:sz w:val="24"/>
+        </w:rPr>
+        <w:t>✓ التطبيق الجوال يعمل على iOS و Android.</w:t>
+      </w:r>
+    </w:p>
+    <w:p>
+      <w:pPr>
+        <w:pStyle w:val="ListBullet"/>
+        <w:bidi/>
+        <w:jc w:val="right"/>
+      </w:pPr>
+      <w:r>
+        <w:rPr>
+          <w:sz w:val="24"/>
+        </w:rPr>
+        <w:t>✓ /verify-document يعمل.</w:t>
+      </w:r>
+    </w:p>
+    <w:p>
+      <w:pPr>
+        <w:bidi/>
+        <w:jc w:val="right"/>
+      </w:pPr>
+      <w:r>
+        <w:rPr>
+          <w:b/>
+          <w:color w:val="C0392B"/>
+          <w:sz w:val="30"/>
+        </w:rPr>
+        <w:t>المهام</w:t>
+      </w:r>
+    </w:p>
+    <w:p>
+      <w:pPr>
+        <w:pStyle w:val="ListBullet"/>
+        <w:bidi/>
+        <w:jc w:val="right"/>
+      </w:pPr>
+      <w:r>
+        <w:rPr>
+          <w:sz w:val="24"/>
+        </w:rPr>
+        <w:t>☐ اختبار شامل لكل دور.</w:t>
+      </w:r>
+    </w:p>
+    <w:p>
+      <w:pPr>
+        <w:pStyle w:val="ListBullet"/>
+        <w:bidi/>
+        <w:jc w:val="right"/>
+      </w:pPr>
+      <w:r>
+        <w:rPr>
+          <w:sz w:val="24"/>
+        </w:rPr>
+        <w:t>☐ اختبار سيناريوهات الإصدار.</w:t>
+      </w:r>
+    </w:p>
+    <w:p>
+      <w:pPr>
+        <w:pStyle w:val="ListBullet"/>
+        <w:bidi/>
+        <w:jc w:val="right"/>
+      </w:pPr>
+      <w:r>
+        <w:rPr>
+          <w:sz w:val="24"/>
+        </w:rPr>
+        <w:t>☐ اختبار الجوال على جهازين مختلفين.</w:t>
+      </w:r>
+    </w:p>
+    <w:p>
+      <w:pPr>
+        <w:pStyle w:val="ListBullet"/>
+        <w:bidi/>
+        <w:jc w:val="right"/>
+      </w:pPr>
+      <w:r>
+        <w:rPr>
+          <w:sz w:val="24"/>
+        </w:rPr>
+        <w:t>☐ توثيق النتائج.</w:t>
+      </w:r>
+    </w:p>
+    <w:p>
+      <w:pPr>
+        <w:bidi/>
+        <w:jc w:val="right"/>
+      </w:pPr>
+      <w:r>
+        <w:rPr>
+          <w:i/>
+          <w:color w:val="666666"/>
+          <w:sz w:val="20"/>
+        </w:rPr>
+        <w:t>[لقطة شاشة مطلوبة: إثبات إنجاز المرحلة 6: الاختبارات]</w:t>
+      </w:r>
+    </w:p>
+    <w:p>
+      <w:pPr>
+        <w:bidi/>
+        <w:jc w:val="right"/>
+      </w:pPr>
+      <w:r>
+        <w:rPr>
+          <w:i/>
+          <w:color w:val="888888"/>
+          <w:sz w:val="18"/>
+        </w:rPr>
+        <w:t xml:space="preserve">    ↳ لقطة من الصفحة الإدارية ذات الصلة</w:t>
       </w:r>
     </w:p>
     <w:p>
@@ -678,12 +1675,25 @@
           <w:color w:val="1F3A5F"/>
           <w:sz w:val="40"/>
         </w:rPr>
-        <w:t>المرحلة 8: التشغيل التجريبي</w:t>
+        <w:t>7. المرحلة 7: الإطلاق التجريبي</w:t>
       </w:r>
     </w:p>
     <w:p>
       <w:pPr>
-        <w:pStyle w:val="ListBullet"/>
+        <w:bidi/>
+        <w:jc w:val="right"/>
+      </w:pPr>
+      <w:r>
+        <w:rPr>
+          <w:b/>
+          <w:color w:val="C0392B"/>
+          <w:sz w:val="30"/>
+        </w:rPr>
+        <w:t>المسؤول</w:t>
+      </w:r>
+    </w:p>
+    <w:p>
+      <w:pPr>
         <w:bidi/>
         <w:jc w:val="right"/>
       </w:pPr>
@@ -691,12 +1701,25 @@
         <w:rPr>
           <w:sz w:val="24"/>
         </w:rPr>
-        <w:t>☐ إعلان فترة تشغيل تجريبي (أسبوعان).</w:t>
+        <w:t>العمادة + مدير النظام</w:t>
       </w:r>
     </w:p>
     <w:p>
       <w:pPr>
-        <w:pStyle w:val="ListBullet"/>
+        <w:bidi/>
+        <w:jc w:val="right"/>
+      </w:pPr>
+      <w:r>
+        <w:rPr>
+          <w:b/>
+          <w:color w:val="C0392B"/>
+          <w:sz w:val="30"/>
+        </w:rPr>
+        <w:t>المدخلات</w:t>
+      </w:r>
+    </w:p>
+    <w:p>
+      <w:pPr>
         <w:bidi/>
         <w:jc w:val="right"/>
       </w:pPr>
@@ -704,12 +1727,25 @@
         <w:rPr>
           <w:sz w:val="24"/>
         </w:rPr>
-        <w:t>☐ تجميع ملاحظات المستخدمين عبر /admin/pilot-center.</w:t>
+        <w:t>اكتمال الاختبارات بنجاح.</w:t>
       </w:r>
     </w:p>
     <w:p>
       <w:pPr>
-        <w:pStyle w:val="ListBullet"/>
+        <w:bidi/>
+        <w:jc w:val="right"/>
+      </w:pPr>
+      <w:r>
+        <w:rPr>
+          <w:b/>
+          <w:color w:val="C0392B"/>
+          <w:sz w:val="30"/>
+        </w:rPr>
+        <w:t>المخرجات</w:t>
+      </w:r>
+    </w:p>
+    <w:p>
+      <w:pPr>
         <w:bidi/>
         <w:jc w:val="right"/>
       </w:pPr>
@@ -717,7 +1753,21 @@
         <w:rPr>
           <w:sz w:val="24"/>
         </w:rPr>
-        <w:t>☐ معالجة الأعطال المرصودة.</w:t>
+        <w:t>أسبوعان من التشغيل التجريبي مع جمع ملاحظات.</w:t>
+      </w:r>
+    </w:p>
+    <w:p>
+      <w:pPr>
+        <w:bidi/>
+        <w:jc w:val="right"/>
+      </w:pPr>
+      <w:r>
+        <w:rPr>
+          <w:b/>
+          <w:color w:val="C0392B"/>
+          <w:sz w:val="30"/>
+        </w:rPr>
+        <w:t>معايير النجاح</w:t>
       </w:r>
     </w:p>
     <w:p>
@@ -730,7 +1780,127 @@
         <w:rPr>
           <w:sz w:val="24"/>
         </w:rPr>
-        <w:t>☐ تأكيد جاهزية النسخ الاحتياطي.</w:t>
+        <w:t>✓ /admin/pilot-center مفعل.</w:t>
+      </w:r>
+    </w:p>
+    <w:p>
+      <w:pPr>
+        <w:pStyle w:val="ListBullet"/>
+        <w:bidi/>
+        <w:jc w:val="right"/>
+      </w:pPr>
+      <w:r>
+        <w:rPr>
+          <w:sz w:val="24"/>
+        </w:rPr>
+        <w:t>✓ تجميع ملاحظات يومي.</w:t>
+      </w:r>
+    </w:p>
+    <w:p>
+      <w:pPr>
+        <w:pStyle w:val="ListBullet"/>
+        <w:bidi/>
+        <w:jc w:val="right"/>
+      </w:pPr>
+      <w:r>
+        <w:rPr>
+          <w:sz w:val="24"/>
+        </w:rPr>
+        <w:t>✓ معالجة المشكلات الحرجة خلال 24 ساعة.</w:t>
+      </w:r>
+    </w:p>
+    <w:p>
+      <w:pPr>
+        <w:bidi/>
+        <w:jc w:val="right"/>
+      </w:pPr>
+      <w:r>
+        <w:rPr>
+          <w:b/>
+          <w:color w:val="C0392B"/>
+          <w:sz w:val="30"/>
+        </w:rPr>
+        <w:t>المهام</w:t>
+      </w:r>
+    </w:p>
+    <w:p>
+      <w:pPr>
+        <w:pStyle w:val="ListBullet"/>
+        <w:bidi/>
+        <w:jc w:val="right"/>
+      </w:pPr>
+      <w:r>
+        <w:rPr>
+          <w:sz w:val="24"/>
+        </w:rPr>
+        <w:t>☐ إعلان فترة التجريب.</w:t>
+      </w:r>
+    </w:p>
+    <w:p>
+      <w:pPr>
+        <w:pStyle w:val="ListBullet"/>
+        <w:bidi/>
+        <w:jc w:val="right"/>
+      </w:pPr>
+      <w:r>
+        <w:rPr>
+          <w:sz w:val="24"/>
+        </w:rPr>
+        <w:t>☐ تثبيت تطبيق PWA على عينة طلاب.</w:t>
+      </w:r>
+    </w:p>
+    <w:p>
+      <w:pPr>
+        <w:pStyle w:val="ListBullet"/>
+        <w:bidi/>
+        <w:jc w:val="right"/>
+      </w:pPr>
+      <w:r>
+        <w:rPr>
+          <w:sz w:val="24"/>
+        </w:rPr>
+        <w:t>☐ متابعة pilot_feedback.</w:t>
+      </w:r>
+    </w:p>
+    <w:p>
+      <w:pPr>
+        <w:pStyle w:val="ListBullet"/>
+        <w:bidi/>
+        <w:jc w:val="right"/>
+      </w:pPr>
+      <w:r>
+        <w:rPr>
+          <w:sz w:val="24"/>
+        </w:rPr>
+        <w:t>☐ معالجة الملاحظات.</w:t>
+      </w:r>
+    </w:p>
+    <w:p>
+      <w:pPr>
+        <w:bidi/>
+        <w:jc w:val="right"/>
+      </w:pPr>
+      <w:r>
+        <w:rPr>
+          <w:i/>
+          <w:color w:val="666666"/>
+          <w:sz w:val="20"/>
+        </w:rPr>
+        <w:t>[لقطة شاشة مطلوبة: إثبات إنجاز المرحلة 7: الإطلاق التجريبي]</w:t>
+      </w:r>
+    </w:p>
+    <w:p>
+      <w:pPr>
+        <w:bidi/>
+        <w:jc w:val="right"/>
+      </w:pPr>
+      <w:r>
+        <w:rPr>
+          <w:i/>
+          <w:color w:val="888888"/>
+          <w:sz w:val="18"/>
+        </w:rPr>
+        <w:t xml:space="preserve">    ↳ لقطة من الصفحة الإدارية ذات الصلة</w:t>
       </w:r>
     </w:p>
     <w:p>
@@ -744,7 +1914,165 @@
           <w:color w:val="1F3A5F"/>
           <w:sz w:val="40"/>
         </w:rPr>
-        <w:t>المرحلة 9: الإطلاق الرسمي</w:t>
+        <w:t>8. المرحلة 8: الإطلاق الرسمي</w:t>
+      </w:r>
+    </w:p>
+    <w:p>
+      <w:pPr>
+        <w:bidi/>
+        <w:jc w:val="right"/>
+      </w:pPr>
+      <w:r>
+        <w:rPr>
+          <w:b/>
+          <w:color w:val="C0392B"/>
+          <w:sz w:val="30"/>
+        </w:rPr>
+        <w:t>المسؤول</w:t>
+      </w:r>
+    </w:p>
+    <w:p>
+      <w:pPr>
+        <w:bidi/>
+        <w:jc w:val="right"/>
+      </w:pPr>
+      <w:r>
+        <w:rPr>
+          <w:sz w:val="24"/>
+        </w:rPr>
+        <w:t>العميد + مدير النظام</w:t>
+      </w:r>
+    </w:p>
+    <w:p>
+      <w:pPr>
+        <w:bidi/>
+        <w:jc w:val="right"/>
+      </w:pPr>
+      <w:r>
+        <w:rPr>
+          <w:b/>
+          <w:color w:val="C0392B"/>
+          <w:sz w:val="30"/>
+        </w:rPr>
+        <w:t>المدخلات</w:t>
+      </w:r>
+    </w:p>
+    <w:p>
+      <w:pPr>
+        <w:bidi/>
+        <w:jc w:val="right"/>
+      </w:pPr>
+      <w:r>
+        <w:rPr>
+          <w:sz w:val="24"/>
+        </w:rPr>
+        <w:t>اكتمال الإطلاق التجريبي بدون مشاكل حرجة.</w:t>
+      </w:r>
+    </w:p>
+    <w:p>
+      <w:pPr>
+        <w:bidi/>
+        <w:jc w:val="right"/>
+      </w:pPr>
+      <w:r>
+        <w:rPr>
+          <w:b/>
+          <w:color w:val="C0392B"/>
+          <w:sz w:val="30"/>
+        </w:rPr>
+        <w:t>المخرجات</w:t>
+      </w:r>
+    </w:p>
+    <w:p>
+      <w:pPr>
+        <w:bidi/>
+        <w:jc w:val="right"/>
+      </w:pPr>
+      <w:r>
+        <w:rPr>
+          <w:sz w:val="24"/>
+        </w:rPr>
+        <w:t>نظام مُعلن رسمياً ومستخدم من جميع الفئات.</w:t>
+      </w:r>
+    </w:p>
+    <w:p>
+      <w:pPr>
+        <w:bidi/>
+        <w:jc w:val="right"/>
+      </w:pPr>
+      <w:r>
+        <w:rPr>
+          <w:b/>
+          <w:color w:val="C0392B"/>
+          <w:sz w:val="30"/>
+        </w:rPr>
+        <w:t>معايير النجاح</w:t>
+      </w:r>
+    </w:p>
+    <w:p>
+      <w:pPr>
+        <w:pStyle w:val="ListBullet"/>
+        <w:bidi/>
+        <w:jc w:val="right"/>
+      </w:pPr>
+      <w:r>
+        <w:rPr>
+          <w:sz w:val="24"/>
+        </w:rPr>
+        <w:t>✓ إعلان رسمي صادر.</w:t>
+      </w:r>
+    </w:p>
+    <w:p>
+      <w:pPr>
+        <w:pStyle w:val="ListBullet"/>
+        <w:bidi/>
+        <w:jc w:val="right"/>
+      </w:pPr>
+      <w:r>
+        <w:rPr>
+          <w:sz w:val="24"/>
+        </w:rPr>
+        <w:t>✓ روابط منشورة على الموقع.</w:t>
+      </w:r>
+    </w:p>
+    <w:p>
+      <w:pPr>
+        <w:pStyle w:val="ListBullet"/>
+        <w:bidi/>
+        <w:jc w:val="right"/>
+      </w:pPr>
+      <w:r>
+        <w:rPr>
+          <w:sz w:val="24"/>
+        </w:rPr>
+        <w:t>✓ قناة دعم فعالة.</w:t>
+      </w:r>
+    </w:p>
+    <w:p>
+      <w:pPr>
+        <w:pStyle w:val="ListBullet"/>
+        <w:bidi/>
+        <w:jc w:val="right"/>
+      </w:pPr>
+      <w:r>
+        <w:rPr>
+          <w:sz w:val="24"/>
+        </w:rPr>
+        <w:t>✓ المراقبة المستمرة قائمة.</w:t>
+      </w:r>
+    </w:p>
+    <w:p>
+      <w:pPr>
+        <w:bidi/>
+        <w:jc w:val="right"/>
+      </w:pPr>
+      <w:r>
+        <w:rPr>
+          <w:b/>
+          <w:color w:val="C0392B"/>
+          <w:sz w:val="30"/>
+        </w:rPr>
+        <w:t>المهام</w:t>
       </w:r>
     </w:p>
     <w:p>
@@ -770,7 +2098,7 @@
         <w:rPr>
           <w:sz w:val="24"/>
         </w:rPr>
-        <w:t>☐ تفعيل المراقبة المستمرة عبر /admin/system-readiness.</w:t>
+        <w:t>☐ تخصيص قناة دعم.</w:t>
       </w:r>
     </w:p>
     <w:p>
@@ -783,7 +2111,7 @@
         <w:rPr>
           <w:sz w:val="24"/>
         </w:rPr>
-        <w:t>☐ تخصيص قناة دعم فني للمستخدمين.</w:t>
+        <w:t>☐ تفعيل /admin/system-readiness.</w:t>
       </w:r>
     </w:p>
     <w:p>
@@ -796,7 +2124,35 @@
         <w:rPr>
           <w:sz w:val="24"/>
         </w:rPr>
-        <w:t>☐ نشر روابط البوابة على الموقع الرسمي للجامعة.</w:t>
+        <w:t>☐ نشر الروابط على الموقع الرسمي.</w:t>
+      </w:r>
+    </w:p>
+    <w:p>
+      <w:pPr>
+        <w:bidi/>
+        <w:jc w:val="right"/>
+      </w:pPr>
+      <w:r>
+        <w:rPr>
+          <w:i/>
+          <w:color w:val="666666"/>
+          <w:sz w:val="20"/>
+        </w:rPr>
+        <w:t>[لقطة شاشة مطلوبة: إثبات إنجاز المرحلة 8: الإطلاق الرسمي]</w:t>
+      </w:r>
+    </w:p>
+    <w:p>
+      <w:pPr>
+        <w:bidi/>
+        <w:jc w:val="right"/>
+      </w:pPr>
+      <w:r>
+        <w:rPr>
+          <w:i/>
+          <w:color w:val="888888"/>
+          <w:sz w:val="18"/>
+        </w:rPr>
+        <w:t xml:space="preserve">    ↳ لقطة من الصفحة الإدارية ذات الصلة</w:t>
       </w:r>
     </w:p>
     <w:p>
@@ -810,7 +2166,7 @@
           <w:color w:val="1F3A5F"/>
           <w:sz w:val="40"/>
         </w:rPr>
-        <w:t>تأكيد التشغيل</w:t>
+        <w:t>9. نموذج الاعتماد الرسمي</w:t>
       </w:r>
     </w:p>
     <w:p>
@@ -822,7 +2178,7 @@
         <w:rPr>
           <w:sz w:val="24"/>
         </w:rPr>
-        <w:t>بعد إكمال جميع المراحل، يوقع العميد ومدير النظام على نموذج التشغيل الرسمي.</w:t>
+        <w:t>يوقّع المسؤولون أدناه على إكمال جميع المراحل وتشغيل النظام رسمياً.</w:t>
       </w:r>
     </w:p>
     <w:tbl>
@@ -919,6 +2275,64 @@
             </w:pPr>
             <w:r>
               <w:t>العميد</w:t>
+            </w:r>
+          </w:p>
+        </w:tc>
+        <w:tc>
+          <w:tcPr>
+            <w:tcW w:type="dxa" w:w="2160"/>
+          </w:tcPr>
+          <w:p>
+            <w:pPr>
+              <w:bidi/>
+              <w:jc w:val="right"/>
+            </w:pPr>
+            <w:r>
+              <w:t>______________</w:t>
+            </w:r>
+          </w:p>
+        </w:tc>
+        <w:tc>
+          <w:tcPr>
+            <w:tcW w:type="dxa" w:w="2160"/>
+          </w:tcPr>
+          <w:p>
+            <w:pPr>
+              <w:bidi/>
+              <w:jc w:val="right"/>
+            </w:pPr>
+            <w:r>
+              <w:t>______________</w:t>
+            </w:r>
+          </w:p>
+        </w:tc>
+        <w:tc>
+          <w:tcPr>
+            <w:tcW w:type="dxa" w:w="2160"/>
+          </w:tcPr>
+          <w:p>
+            <w:pPr>
+              <w:bidi/>
+              <w:jc w:val="right"/>
+            </w:pPr>
+            <w:r>
+              <w:t>______________</w:t>
+            </w:r>
+          </w:p>
+        </w:tc>
+      </w:tr>
+      <w:tr>
+        <w:tc>
+          <w:tcPr>
+            <w:tcW w:type="dxa" w:w="2160"/>
+          </w:tcPr>
+          <w:p>
+            <w:pPr>
+              <w:bidi/>
+              <w:jc w:val="right"/>
+            </w:pPr>
+            <w:r>
+              <w:t>وكيل العميد</w:t>
             </w:r>
           </w:p>
         </w:tc>
@@ -1139,6 +2553,64 @@
           </w:p>
         </w:tc>
       </w:tr>
+      <w:tr>
+        <w:tc>
+          <w:tcPr>
+            <w:tcW w:type="dxa" w:w="2160"/>
+          </w:tcPr>
+          <w:p>
+            <w:pPr>
+              <w:bidi/>
+              <w:jc w:val="right"/>
+            </w:pPr>
+            <w:r>
+              <w:t>مدير شؤون الطلاب</w:t>
+            </w:r>
+          </w:p>
+        </w:tc>
+        <w:tc>
+          <w:tcPr>
+            <w:tcW w:type="dxa" w:w="2160"/>
+          </w:tcPr>
+          <w:p>
+            <w:pPr>
+              <w:bidi/>
+              <w:jc w:val="right"/>
+            </w:pPr>
+            <w:r>
+              <w:t>______________</w:t>
+            </w:r>
+          </w:p>
+        </w:tc>
+        <w:tc>
+          <w:tcPr>
+            <w:tcW w:type="dxa" w:w="2160"/>
+          </w:tcPr>
+          <w:p>
+            <w:pPr>
+              <w:bidi/>
+              <w:jc w:val="right"/>
+            </w:pPr>
+            <w:r>
+              <w:t>______________</w:t>
+            </w:r>
+          </w:p>
+        </w:tc>
+        <w:tc>
+          <w:tcPr>
+            <w:tcW w:type="dxa" w:w="2160"/>
+          </w:tcPr>
+          <w:p>
+            <w:pPr>
+              <w:bidi/>
+              <w:jc w:val="right"/>
+            </w:pPr>
+            <w:r>
+              <w:t>______________</w:t>
+            </w:r>
+          </w:p>
+        </w:tc>
+      </w:tr>
     </w:tbl>
     <w:p/>
     <w:sectPr>
@@ -1515,8 +2987,9 @@
     <w:qFormat/>
     <w:rsid w:val="00FC693F"/>
     <w:rPr>
-      <w:rFonts w:ascii="Arial" w:hAnsi="Arial" w:cs="Arial"/>
+      <w:rFonts w:ascii="Arial" w:hAnsi="Arial"/>
       <w:sz w:val="24"/>
+      <w:rFonts w:cs="Arial" w:ascii="Arial" w:hAnsi="Arial"/>
     </w:rPr>
   </w:style>
   <w:style w:type="paragraph" w:styleId="Header">
